--- a/lessons/9-6/homework.docx
+++ b/lessons/9-6/homework.docx
@@ -106,7 +106,55 @@
     </w:p>
     <w:p>
       <w:pPr>
-        <w:spacing w:after="60"/>
+        <w:keepNext/>
+        <w:spacing w:after="20" w:before="80"/>
+        <w:jc w:val="center"/>
+      </w:pPr>
+      <w:r>
+        <w:drawing>
+          <wp:inline distT="0" distB="0" distL="0" distR="0">
+            <wp:extent cx="1047750" cy="790575"/>
+            <wp:effectExtent t="0" r="0" b="0" l="0"/>
+            <wp:docPr id="1" name="" descr="" title=""/>
+            <wp:cNvGraphicFramePr>
+              <a:graphicFrameLocks xmlns:a="http://schemas.openxmlformats.org/drawingml/2006/main" noChangeAspect="1"/>
+            </wp:cNvGraphicFramePr>
+            <a:graphic xmlns:a="http://schemas.openxmlformats.org/drawingml/2006/main">
+              <a:graphicData uri="http://schemas.openxmlformats.org/drawingml/2006/picture">
+                <pic:pic xmlns:pic="http://schemas.openxmlformats.org/drawingml/2006/picture">
+                  <pic:nvPicPr>
+                    <pic:cNvPr id="0" name="" descr=""/>
+                    <pic:cNvPicPr>
+                      <a:picLocks noChangeAspect="1" noChangeArrowheads="1"/>
+                    </pic:cNvPicPr>
+                  </pic:nvPicPr>
+                  <pic:blipFill>
+                    <a:blip r:embed="rId7" cstate="none"/>
+                    <a:srcRect/>
+                    <a:stretch>
+                      <a:fillRect/>
+                    </a:stretch>
+                  </pic:blipFill>
+                  <pic:spPr bwMode="auto">
+                    <a:xfrm>
+                      <a:off x="0" y="0"/>
+                      <a:ext cx="1047750" cy="790575"/>
+                    </a:xfrm>
+                    <a:prstGeom prst="rect">
+                      <a:avLst/>
+                    </a:prstGeom>
+                  </pic:spPr>
+                </pic:pic>
+              </a:graphicData>
+            </a:graphic>
+          </wp:inline>
+        </w:drawing>
+      </w:r>
+    </w:p>
+    <w:p>
+      <w:pPr>
+        <w:keepNext/>
+        <w:spacing w:after="120"/>
       </w:pPr>
       <w:r>
         <w:rPr>
@@ -116,12 +164,60 @@
         <w:t xml:space="preserve">Distance (Distancia)</w:t>
       </w:r>
       <w:r>
-        <w:t xml:space="preserve"> — The number of units between two points; always positive or zero</w:t>
-      </w:r>
-    </w:p>
-    <w:p>
-      <w:pPr>
-        <w:spacing w:after="60"/>
+        <w:t xml:space="preserve"> — How far apart two points are. It is never negative.</w:t>
+      </w:r>
+    </w:p>
+    <w:p>
+      <w:pPr>
+        <w:keepNext/>
+        <w:spacing w:after="20" w:before="80"/>
+        <w:jc w:val="center"/>
+      </w:pPr>
+      <w:r>
+        <w:drawing>
+          <wp:inline distT="0" distB="0" distL="0" distR="0">
+            <wp:extent cx="1047750" cy="790575"/>
+            <wp:effectExtent t="0" r="0" b="0" l="0"/>
+            <wp:docPr id="1" name="" descr="" title=""/>
+            <wp:cNvGraphicFramePr>
+              <a:graphicFrameLocks xmlns:a="http://schemas.openxmlformats.org/drawingml/2006/main" noChangeAspect="1"/>
+            </wp:cNvGraphicFramePr>
+            <a:graphic xmlns:a="http://schemas.openxmlformats.org/drawingml/2006/main">
+              <a:graphicData uri="http://schemas.openxmlformats.org/drawingml/2006/picture">
+                <pic:pic xmlns:pic="http://schemas.openxmlformats.org/drawingml/2006/picture">
+                  <pic:nvPicPr>
+                    <pic:cNvPr id="0" name="" descr=""/>
+                    <pic:cNvPicPr>
+                      <a:picLocks noChangeAspect="1" noChangeArrowheads="1"/>
+                    </pic:cNvPicPr>
+                  </pic:nvPicPr>
+                  <pic:blipFill>
+                    <a:blip r:embed="rId8" cstate="none"/>
+                    <a:srcRect/>
+                    <a:stretch>
+                      <a:fillRect/>
+                    </a:stretch>
+                  </pic:blipFill>
+                  <pic:spPr bwMode="auto">
+                    <a:xfrm>
+                      <a:off x="0" y="0"/>
+                      <a:ext cx="1047750" cy="790575"/>
+                    </a:xfrm>
+                    <a:prstGeom prst="rect">
+                      <a:avLst/>
+                    </a:prstGeom>
+                  </pic:spPr>
+                </pic:pic>
+              </a:graphicData>
+            </a:graphic>
+          </wp:inline>
+        </w:drawing>
+      </w:r>
+    </w:p>
+    <w:p>
+      <w:pPr>
+        <w:keepNext/>
+        <w:spacing w:after="120"/>
       </w:pPr>
       <w:r>
         <w:rPr>
@@ -131,12 +227,60 @@
         <w:t xml:space="preserve">Absolute value (Valor absoluto)</w:t>
       </w:r>
       <w:r>
-        <w:t xml:space="preserve"> — The distance a number is from zero; used to calculate distances between points</w:t>
-      </w:r>
-    </w:p>
-    <w:p>
-      <w:pPr>
-        <w:spacing w:after="60"/>
+        <w:t xml:space="preserve"> — How far a number is from zero.</w:t>
+      </w:r>
+    </w:p>
+    <w:p>
+      <w:pPr>
+        <w:keepNext/>
+        <w:spacing w:after="20" w:before="80"/>
+        <w:jc w:val="center"/>
+      </w:pPr>
+      <w:r>
+        <w:drawing>
+          <wp:inline distT="0" distB="0" distL="0" distR="0">
+            <wp:extent cx="1047750" cy="790575"/>
+            <wp:effectExtent t="0" r="0" b="0" l="0"/>
+            <wp:docPr id="1" name="" descr="" title=""/>
+            <wp:cNvGraphicFramePr>
+              <a:graphicFrameLocks xmlns:a="http://schemas.openxmlformats.org/drawingml/2006/main" noChangeAspect="1"/>
+            </wp:cNvGraphicFramePr>
+            <a:graphic xmlns:a="http://schemas.openxmlformats.org/drawingml/2006/main">
+              <a:graphicData uri="http://schemas.openxmlformats.org/drawingml/2006/picture">
+                <pic:pic xmlns:pic="http://schemas.openxmlformats.org/drawingml/2006/picture">
+                  <pic:nvPicPr>
+                    <pic:cNvPr id="0" name="" descr=""/>
+                    <pic:cNvPicPr>
+                      <a:picLocks noChangeAspect="1" noChangeArrowheads="1"/>
+                    </pic:cNvPicPr>
+                  </pic:nvPicPr>
+                  <pic:blipFill>
+                    <a:blip r:embed="rId7" cstate="none"/>
+                    <a:srcRect/>
+                    <a:stretch>
+                      <a:fillRect/>
+                    </a:stretch>
+                  </pic:blipFill>
+                  <pic:spPr bwMode="auto">
+                    <a:xfrm>
+                      <a:off x="0" y="0"/>
+                      <a:ext cx="1047750" cy="790575"/>
+                    </a:xfrm>
+                    <a:prstGeom prst="rect">
+                      <a:avLst/>
+                    </a:prstGeom>
+                  </pic:spPr>
+                </pic:pic>
+              </a:graphicData>
+            </a:graphic>
+          </wp:inline>
+        </w:drawing>
+      </w:r>
+    </w:p>
+    <w:p>
+      <w:pPr>
+        <w:keepNext/>
+        <w:spacing w:after="120"/>
       </w:pPr>
       <w:r>
         <w:rPr>
@@ -146,12 +290,60 @@
         <w:t xml:space="preserve">Horizontal distance (Distancia horizontal)</w:t>
       </w:r>
       <w:r>
-        <w:t xml:space="preserve"> — The distance between two points measured left-right (same y-coordinate)</w:t>
-      </w:r>
-    </w:p>
-    <w:p>
-      <w:pPr>
-        <w:spacing w:after="60"/>
+        <w:t xml:space="preserve"> — How far apart two points are going left or right.</w:t>
+      </w:r>
+    </w:p>
+    <w:p>
+      <w:pPr>
+        <w:keepNext/>
+        <w:spacing w:after="20" w:before="80"/>
+        <w:jc w:val="center"/>
+      </w:pPr>
+      <w:r>
+        <w:drawing>
+          <wp:inline distT="0" distB="0" distL="0" distR="0">
+            <wp:extent cx="1047750" cy="790575"/>
+            <wp:effectExtent t="0" r="0" b="0" l="0"/>
+            <wp:docPr id="1" name="" descr="" title=""/>
+            <wp:cNvGraphicFramePr>
+              <a:graphicFrameLocks xmlns:a="http://schemas.openxmlformats.org/drawingml/2006/main" noChangeAspect="1"/>
+            </wp:cNvGraphicFramePr>
+            <a:graphic xmlns:a="http://schemas.openxmlformats.org/drawingml/2006/main">
+              <a:graphicData uri="http://schemas.openxmlformats.org/drawingml/2006/picture">
+                <pic:pic xmlns:pic="http://schemas.openxmlformats.org/drawingml/2006/picture">
+                  <pic:nvPicPr>
+                    <pic:cNvPr id="0" name="" descr=""/>
+                    <pic:cNvPicPr>
+                      <a:picLocks noChangeAspect="1" noChangeArrowheads="1"/>
+                    </pic:cNvPicPr>
+                  </pic:nvPicPr>
+                  <pic:blipFill>
+                    <a:blip r:embed="rId7" cstate="none"/>
+                    <a:srcRect/>
+                    <a:stretch>
+                      <a:fillRect/>
+                    </a:stretch>
+                  </pic:blipFill>
+                  <pic:spPr bwMode="auto">
+                    <a:xfrm>
+                      <a:off x="0" y="0"/>
+                      <a:ext cx="1047750" cy="790575"/>
+                    </a:xfrm>
+                    <a:prstGeom prst="rect">
+                      <a:avLst/>
+                    </a:prstGeom>
+                  </pic:spPr>
+                </pic:pic>
+              </a:graphicData>
+            </a:graphic>
+          </wp:inline>
+        </w:drawing>
+      </w:r>
+    </w:p>
+    <w:p>
+      <w:pPr>
+        <w:keepNext/>
+        <w:spacing w:after="120"/>
       </w:pPr>
       <w:r>
         <w:rPr>
@@ -161,12 +353,60 @@
         <w:t xml:space="preserve">Vertical distance (Distancia vertical)</w:t>
       </w:r>
       <w:r>
-        <w:t xml:space="preserve"> — The distance between two points measured up-down (same x-coordinate)</w:t>
-      </w:r>
-    </w:p>
-    <w:p>
-      <w:pPr>
-        <w:spacing w:after="60"/>
+        <w:t xml:space="preserve"> — How far apart two points are going up or down.</w:t>
+      </w:r>
+    </w:p>
+    <w:p>
+      <w:pPr>
+        <w:keepNext/>
+        <w:spacing w:after="20" w:before="80"/>
+        <w:jc w:val="center"/>
+      </w:pPr>
+      <w:r>
+        <w:drawing>
+          <wp:inline distT="0" distB="0" distL="0" distR="0">
+            <wp:extent cx="1047750" cy="790575"/>
+            <wp:effectExtent t="0" r="0" b="0" l="0"/>
+            <wp:docPr id="1" name="" descr="" title=""/>
+            <wp:cNvGraphicFramePr>
+              <a:graphicFrameLocks xmlns:a="http://schemas.openxmlformats.org/drawingml/2006/main" noChangeAspect="1"/>
+            </wp:cNvGraphicFramePr>
+            <a:graphic xmlns:a="http://schemas.openxmlformats.org/drawingml/2006/main">
+              <a:graphicData uri="http://schemas.openxmlformats.org/drawingml/2006/picture">
+                <pic:pic xmlns:pic="http://schemas.openxmlformats.org/drawingml/2006/picture">
+                  <pic:nvPicPr>
+                    <pic:cNvPr id="0" name="" descr=""/>
+                    <pic:cNvPicPr>
+                      <a:picLocks noChangeAspect="1" noChangeArrowheads="1"/>
+                    </pic:cNvPicPr>
+                  </pic:nvPicPr>
+                  <pic:blipFill>
+                    <a:blip r:embed="rId9" cstate="none"/>
+                    <a:srcRect/>
+                    <a:stretch>
+                      <a:fillRect/>
+                    </a:stretch>
+                  </pic:blipFill>
+                  <pic:spPr bwMode="auto">
+                    <a:xfrm>
+                      <a:off x="0" y="0"/>
+                      <a:ext cx="1047750" cy="790575"/>
+                    </a:xfrm>
+                    <a:prstGeom prst="rect">
+                      <a:avLst/>
+                    </a:prstGeom>
+                  </pic:spPr>
+                </pic:pic>
+              </a:graphicData>
+            </a:graphic>
+          </wp:inline>
+        </w:drawing>
+      </w:r>
+    </w:p>
+    <w:p>
+      <w:pPr>
+        <w:keepNext/>
+        <w:spacing w:after="120"/>
       </w:pPr>
       <w:r>
         <w:rPr>
@@ -176,12 +416,60 @@
         <w:t xml:space="preserve">Coordinate plane (Plano cartesiano)</w:t>
       </w:r>
       <w:r>
-        <w:t xml:space="preserve"> — A grid formed by a horizontal x-axis and vertical y-axis intersecting at the origin</w:t>
-      </w:r>
-    </w:p>
-    <w:p>
-      <w:pPr>
-        <w:spacing w:after="60"/>
+        <w:t xml:space="preserve"> — A grid with a line going across and a line going up that cross.</w:t>
+      </w:r>
+    </w:p>
+    <w:p>
+      <w:pPr>
+        <w:keepNext/>
+        <w:spacing w:after="20" w:before="80"/>
+        <w:jc w:val="center"/>
+      </w:pPr>
+      <w:r>
+        <w:drawing>
+          <wp:inline distT="0" distB="0" distL="0" distR="0">
+            <wp:extent cx="1047750" cy="790575"/>
+            <wp:effectExtent t="0" r="0" b="0" l="0"/>
+            <wp:docPr id="1" name="" descr="" title=""/>
+            <wp:cNvGraphicFramePr>
+              <a:graphicFrameLocks xmlns:a="http://schemas.openxmlformats.org/drawingml/2006/main" noChangeAspect="1"/>
+            </wp:cNvGraphicFramePr>
+            <a:graphic xmlns:a="http://schemas.openxmlformats.org/drawingml/2006/main">
+              <a:graphicData uri="http://schemas.openxmlformats.org/drawingml/2006/picture">
+                <pic:pic xmlns:pic="http://schemas.openxmlformats.org/drawingml/2006/picture">
+                  <pic:nvPicPr>
+                    <pic:cNvPr id="0" name="" descr=""/>
+                    <pic:cNvPicPr>
+                      <a:picLocks noChangeAspect="1" noChangeArrowheads="1"/>
+                    </pic:cNvPicPr>
+                  </pic:nvPicPr>
+                  <pic:blipFill>
+                    <a:blip r:embed="rId10" cstate="none"/>
+                    <a:srcRect/>
+                    <a:stretch>
+                      <a:fillRect/>
+                    </a:stretch>
+                  </pic:blipFill>
+                  <pic:spPr bwMode="auto">
+                    <a:xfrm>
+                      <a:off x="0" y="0"/>
+                      <a:ext cx="1047750" cy="790575"/>
+                    </a:xfrm>
+                    <a:prstGeom prst="rect">
+                      <a:avLst/>
+                    </a:prstGeom>
+                  </pic:spPr>
+                </pic:pic>
+              </a:graphicData>
+            </a:graphic>
+          </wp:inline>
+        </w:drawing>
+      </w:r>
+    </w:p>
+    <w:p>
+      <w:pPr>
+        <w:keepNext/>
+        <w:spacing w:after="120"/>
       </w:pPr>
       <w:r>
         <w:rPr>
@@ -191,7 +479,7 @@
         <w:t xml:space="preserve">Integer (Número entero)</w:t>
       </w:r>
       <w:r>
-        <w:t xml:space="preserve"> — Whole numbers and their opposites, including zero</w:t>
+        <w:t xml:space="preserve"> — Whole numbers and their opposites, like -2, -1, 0, 1, 2.</w:t>
       </w:r>
     </w:p>
     <w:p>

--- a/lessons/9-6/homework.docx
+++ b/lessons/9-6/homework.docx
@@ -24,7 +24,7 @@
           <w:i/>
           <w:iCs/>
         </w:rPr>
-        <w:t xml:space="preserve">Lesson 9-6  •  Standard 6.NS.8</w:t>
+        <w:t xml:space="preserve">Lesson 9-6  •  Standard 6.NOS.9</w:t>
       </w:r>
     </w:p>
     <w:p>
@@ -943,39 +943,43 @@
           <w:b/>
           <w:bCs/>
         </w:rPr>
-        <w:t xml:space="preserve">5. What is the distance between (2, 3) and (2, 9)?</w:t>
-      </w:r>
-    </w:p>
-    <w:p>
-      <w:pPr>
-        <w:spacing w:after="40" w:before="0"/>
-      </w:pPr>
-      <w:r>
-        <w:t xml:space="preserve">     A. 6</w:t>
-      </w:r>
-    </w:p>
-    <w:p>
-      <w:pPr>
-        <w:spacing w:after="40" w:before="0"/>
-      </w:pPr>
-      <w:r>
-        <w:t xml:space="preserve">     B. 12</w:t>
-      </w:r>
-    </w:p>
-    <w:p>
-      <w:pPr>
-        <w:spacing w:after="40" w:before="0"/>
-      </w:pPr>
-      <w:r>
-        <w:t xml:space="preserve">     C. 3</w:t>
-      </w:r>
-    </w:p>
-    <w:p>
-      <w:pPr>
-        <w:spacing w:after="40" w:before="0"/>
-      </w:pPr>
-      <w:r>
-        <w:t xml:space="preserve">     D. 11</w:t>
+        <w:t xml:space="preserve">5. onLevel — Spot the Common Mistake</w:t>
+      </w:r>
+    </w:p>
+    <w:p>
+      <w:pPr>
+        <w:spacing w:after="40" w:before="0"/>
+      </w:pPr>
+      <w:r>
+        <w:t xml:space="preserve">   Step 1 (Read): A student is working on Distance on the Coordinate Plane.</w:t>
+      </w:r>
+    </w:p>
+    <w:p>
+      <w:pPr>
+        <w:spacing w:after="40" w:before="0"/>
+      </w:pPr>
+      <w:r>
+        <w:t xml:space="preserve">   Step 2 (Attempt): They ignored the rule: If points are on the same side of zero, subtract; if they are on opposite sides of zero, add the absolute values.</w:t>
+      </w:r>
+    </w:p>
+    <w:p>
+      <w:pPr>
+        <w:spacing w:after="40" w:before="0"/>
+      </w:pPr>
+      <w:r>
+        <w:t xml:space="preserve">   Step 3 (Check): The answer does not match the math rule from class.</w:t>
+      </w:r>
+    </w:p>
+    <w:p>
+      <w:pPr>
+        <w:spacing w:after="60" w:before="0"/>
+      </w:pPr>
+      <w:r>
+        <w:rPr>
+          <w:i/>
+          <w:iCs/>
+        </w:rPr>
+        <w:t xml:space="preserve">Which step has the mistake? Explain and fix it:</w:t>
       </w:r>
     </w:p>
     <w:p>
@@ -991,6 +995,28 @@
     </w:p>
     <w:p>
       <w:pPr>
+        <w:spacing w:after="60" w:before="120"/>
+      </w:pPr>
+      <w:r>
+        <w:rPr>
+          <w:color w:val="BBBBBB"/>
+        </w:rPr>
+        <w:t xml:space="preserve">______________________________________________________________________</w:t>
+      </w:r>
+    </w:p>
+    <w:p>
+      <w:pPr>
+        <w:spacing w:after="60" w:before="120"/>
+      </w:pPr>
+      <w:r>
+        <w:rPr>
+          <w:color w:val="BBBBBB"/>
+        </w:rPr>
+        <w:t xml:space="preserve">______________________________________________________________________</w:t>
+      </w:r>
+    </w:p>
+    <w:p>
+      <w:pPr>
         <w:spacing w:after="80" w:before="0"/>
       </w:pPr>
       <w:r>
@@ -998,39 +1024,39 @@
           <w:b/>
           <w:bCs/>
         </w:rPr>
-        <w:t xml:space="preserve">6. What is the distance between (-4, 1) and (5, 1)?</w:t>
-      </w:r>
-    </w:p>
-    <w:p>
-      <w:pPr>
-        <w:spacing w:after="40" w:before="0"/>
-      </w:pPr>
-      <w:r>
-        <w:t xml:space="preserve">     A. 9</w:t>
-      </w:r>
-    </w:p>
-    <w:p>
-      <w:pPr>
-        <w:spacing w:after="40" w:before="0"/>
-      </w:pPr>
-      <w:r>
-        <w:t xml:space="preserve">     B. 1</w:t>
-      </w:r>
-    </w:p>
-    <w:p>
-      <w:pPr>
-        <w:spacing w:after="40" w:before="0"/>
-      </w:pPr>
-      <w:r>
-        <w:t xml:space="preserve">     C. -9</w:t>
-      </w:r>
-    </w:p>
-    <w:p>
-      <w:pPr>
-        <w:spacing w:after="40" w:before="0"/>
-      </w:pPr>
-      <w:r>
-        <w:t xml:space="preserve">     D. 4</w:t>
+        <w:t xml:space="preserve">6. The Bank is at (2, 3) and the Library is at (2, 9). How many blocks apart are they?</w:t>
+      </w:r>
+    </w:p>
+    <w:p>
+      <w:pPr>
+        <w:spacing w:after="40" w:before="0"/>
+      </w:pPr>
+      <w:r>
+        <w:t xml:space="preserve">     A. 6 blocks</w:t>
+      </w:r>
+    </w:p>
+    <w:p>
+      <w:pPr>
+        <w:spacing w:after="40" w:before="0"/>
+      </w:pPr>
+      <w:r>
+        <w:t xml:space="preserve">     B. 12 blocks</w:t>
+      </w:r>
+    </w:p>
+    <w:p>
+      <w:pPr>
+        <w:spacing w:after="40" w:before="0"/>
+      </w:pPr>
+      <w:r>
+        <w:t xml:space="preserve">     C. 3 blocks</w:t>
+      </w:r>
+    </w:p>
+    <w:p>
+      <w:pPr>
+        <w:spacing w:after="40" w:before="0"/>
+      </w:pPr>
+      <w:r>
+        <w:t xml:space="preserve">     D. 11 blocks</w:t>
       </w:r>
     </w:p>
     <w:p>
@@ -1053,39 +1079,39 @@
           <w:b/>
           <w:bCs/>
         </w:rPr>
-        <w:t xml:space="preserve">7. A point is at (-3, 2) and another at (-3, -5). How far apart are they?</w:t>
-      </w:r>
-    </w:p>
-    <w:p>
-      <w:pPr>
-        <w:spacing w:after="40" w:before="0"/>
-      </w:pPr>
-      <w:r>
-        <w:t xml:space="preserve">     A. 7</w:t>
-      </w:r>
-    </w:p>
-    <w:p>
-      <w:pPr>
-        <w:spacing w:after="40" w:before="0"/>
-      </w:pPr>
-      <w:r>
-        <w:t xml:space="preserve">     B. 3</w:t>
-      </w:r>
-    </w:p>
-    <w:p>
-      <w:pPr>
-        <w:spacing w:after="40" w:before="0"/>
-      </w:pPr>
-      <w:r>
-        <w:t xml:space="preserve">     C. 2</w:t>
-      </w:r>
-    </w:p>
-    <w:p>
-      <w:pPr>
-        <w:spacing w:after="40" w:before="0"/>
-      </w:pPr>
-      <w:r>
-        <w:t xml:space="preserve">     D. 8</w:t>
+        <w:t xml:space="preserve">7. The Park is at (-4, 5) and City Hall is at (3, 5). How many blocks apart are they?</w:t>
+      </w:r>
+    </w:p>
+    <w:p>
+      <w:pPr>
+        <w:spacing w:after="40" w:before="0"/>
+      </w:pPr>
+      <w:r>
+        <w:t xml:space="preserve">     A. 1 block</w:t>
+      </w:r>
+    </w:p>
+    <w:p>
+      <w:pPr>
+        <w:spacing w:after="40" w:before="0"/>
+      </w:pPr>
+      <w:r>
+        <w:t xml:space="preserve">     B. 7 blocks</w:t>
+      </w:r>
+    </w:p>
+    <w:p>
+      <w:pPr>
+        <w:spacing w:after="40" w:before="0"/>
+      </w:pPr>
+      <w:r>
+        <w:t xml:space="preserve">     C. 12 blocks</w:t>
+      </w:r>
+    </w:p>
+    <w:p>
+      <w:pPr>
+        <w:spacing w:after="40" w:before="0"/>
+      </w:pPr>
+      <w:r>
+        <w:t xml:space="preserve">     D. 5 blocks</w:t>
       </w:r>
     </w:p>
     <w:p>
@@ -1108,39 +1134,267 @@
           <w:b/>
           <w:bCs/>
         </w:rPr>
-        <w:t xml:space="preserve">8. Why can you find the distance between (1, 4) and (6, 4) by subtracting x-values?</w:t>
-      </w:r>
-    </w:p>
-    <w:p>
-      <w:pPr>
-        <w:spacing w:after="40" w:before="0"/>
-      </w:pPr>
-      <w:r>
-        <w:t xml:space="preserve">     A. They have the same y-coordinate, so the segment is horizontal</w:t>
-      </w:r>
-    </w:p>
-    <w:p>
-      <w:pPr>
-        <w:spacing w:after="40" w:before="0"/>
-      </w:pPr>
-      <w:r>
-        <w:t xml:space="preserve">     B. All points are the same</w:t>
-      </w:r>
-    </w:p>
-    <w:p>
-      <w:pPr>
-        <w:spacing w:after="40" w:before="0"/>
-      </w:pPr>
-      <w:r>
-        <w:t xml:space="preserve">     C. Distance is always the larger number</w:t>
-      </w:r>
-    </w:p>
-    <w:p>
-      <w:pPr>
-        <w:spacing w:after="40" w:before="0"/>
-      </w:pPr>
-      <w:r>
-        <w:t xml:space="preserve">     D. You must always add the coordinates</w:t>
+        <w:t xml:space="preserve">8. The Café is at (-2, 1) and the Gym is at (-2, -4). How many blocks apart are they?</w:t>
+      </w:r>
+    </w:p>
+    <w:p>
+      <w:pPr>
+        <w:spacing w:after="40" w:before="0"/>
+      </w:pPr>
+      <w:r>
+        <w:t xml:space="preserve">     A. 3 blocks</w:t>
+      </w:r>
+    </w:p>
+    <w:p>
+      <w:pPr>
+        <w:spacing w:after="40" w:before="0"/>
+      </w:pPr>
+      <w:r>
+        <w:t xml:space="preserve">     B. 5 blocks</w:t>
+      </w:r>
+    </w:p>
+    <w:p>
+      <w:pPr>
+        <w:spacing w:after="40" w:before="0"/>
+      </w:pPr>
+      <w:r>
+        <w:t xml:space="preserve">     C. 6 blocks</w:t>
+      </w:r>
+    </w:p>
+    <w:p>
+      <w:pPr>
+        <w:spacing w:after="40" w:before="0"/>
+      </w:pPr>
+      <w:r>
+        <w:t xml:space="preserve">     D. 2 blocks</w:t>
+      </w:r>
+    </w:p>
+    <w:p>
+      <w:pPr>
+        <w:spacing w:after="60" w:before="120"/>
+      </w:pPr>
+      <w:r>
+        <w:rPr>
+          <w:color w:val="BBBBBB"/>
+        </w:rPr>
+        <w:t xml:space="preserve">______________________________________________________________________</w:t>
+      </w:r>
+    </w:p>
+    <w:p>
+      <w:pPr>
+        <w:spacing w:after="80" w:before="0"/>
+      </w:pPr>
+      <w:r>
+        <w:rPr>
+          <w:b/>
+          <w:bCs/>
+        </w:rPr>
+        <w:t xml:space="preserve">9. Match each pair of city landmarks to the number of blocks between them.</w:t>
+      </w:r>
+    </w:p>
+    <w:tbl>
+      <w:tblPr>
+        <w:tblW w:type="pct" w:w="100%"/>
+        <w:tblBorders>
+          <w:top w:val="single" w:color="auto" w:sz="4"/>
+          <w:left w:val="single" w:color="auto" w:sz="4"/>
+          <w:bottom w:val="single" w:color="auto" w:sz="4"/>
+          <w:right w:val="single" w:color="auto" w:sz="4"/>
+          <w:insideH w:val="single" w:color="auto" w:sz="4"/>
+          <w:insideV w:val="single" w:color="auto" w:sz="4"/>
+        </w:tblBorders>
+      </w:tblPr>
+      <w:tblGrid>
+        <w:gridCol w:w="100"/>
+        <w:gridCol w:w="100"/>
+      </w:tblGrid>
+      <w:tr>
+        <w:trPr>
+          <w:tblHeader/>
+        </w:trPr>
+        <w:tc>
+          <w:tcPr>
+            <w:tcW w:type="pct" w:w="50%"/>
+          </w:tcPr>
+          <w:p>
+            <w:r>
+              <w:rPr>
+                <w:b/>
+                <w:bCs/>
+              </w:rPr>
+              <w:t xml:space="preserve">Item</w:t>
+            </w:r>
+          </w:p>
+        </w:tc>
+        <w:tc>
+          <w:tcPr>
+            <w:tcW w:type="pct" w:w="50%"/>
+          </w:tcPr>
+          <w:p>
+            <w:r>
+              <w:rPr>
+                <w:b/>
+                <w:bCs/>
+              </w:rPr>
+              <w:t xml:space="preserve">Answer choices</w:t>
+            </w:r>
+          </w:p>
+        </w:tc>
+      </w:tr>
+      <w:tr>
+        <w:tc>
+          <w:tcPr>
+            <w:tcW w:type="pct" w:w="50%"/>
+          </w:tcPr>
+          <w:p>
+            <w:r>
+              <w:t xml:space="preserve">____  Subway (1, 6) to Tower (8, 6)</w:t>
+            </w:r>
+          </w:p>
+        </w:tc>
+        <w:tc>
+          <w:tcPr>
+            <w:tcW w:type="pct" w:w="50%"/>
+          </w:tcPr>
+          <w:p>
+            <w:r>
+              <w:t xml:space="preserve">D. 5 blocks</w:t>
+            </w:r>
+          </w:p>
+        </w:tc>
+      </w:tr>
+      <w:tr>
+        <w:tc>
+          <w:tcPr>
+            <w:tcW w:type="pct" w:w="50%"/>
+          </w:tcPr>
+          <w:p>
+            <w:r>
+              <w:t xml:space="preserve">____  Market (-3, -1) to Stadium (-3, 7)</w:t>
+            </w:r>
+          </w:p>
+        </w:tc>
+        <w:tc>
+          <w:tcPr>
+            <w:tcW w:type="pct" w:w="50%"/>
+          </w:tcPr>
+          <w:p>
+            <w:r>
+              <w:t xml:space="preserve">C. 6 blocks</w:t>
+            </w:r>
+          </w:p>
+        </w:tc>
+      </w:tr>
+      <w:tr>
+        <w:tc>
+          <w:tcPr>
+            <w:tcW w:type="pct" w:w="50%"/>
+          </w:tcPr>
+          <w:p>
+            <w:r>
+              <w:t xml:space="preserve">____  Bank (2, 3) to Library (2, 9)</w:t>
+            </w:r>
+          </w:p>
+        </w:tc>
+        <w:tc>
+          <w:tcPr>
+            <w:tcW w:type="pct" w:w="50%"/>
+          </w:tcPr>
+          <w:p>
+            <w:r>
+              <w:t xml:space="preserve">B. 8 blocks</w:t>
+            </w:r>
+          </w:p>
+        </w:tc>
+      </w:tr>
+      <w:tr>
+        <w:tc>
+          <w:tcPr>
+            <w:tcW w:type="pct" w:w="50%"/>
+          </w:tcPr>
+          <w:p>
+            <w:r>
+              <w:t xml:space="preserve">____  Café (-2, 1) to Gym (-2, -4)</w:t>
+            </w:r>
+          </w:p>
+        </w:tc>
+        <w:tc>
+          <w:tcPr>
+            <w:tcW w:type="pct" w:w="50%"/>
+          </w:tcPr>
+          <w:p>
+            <w:r>
+              <w:t xml:space="preserve">A. 7 blocks</w:t>
+            </w:r>
+          </w:p>
+        </w:tc>
+      </w:tr>
+    </w:tbl>
+    <w:p>
+      <w:pPr>
+        <w:spacing w:after="60" w:before="120"/>
+      </w:pPr>
+      <w:r>
+        <w:rPr>
+          <w:color w:val="BBBBBB"/>
+        </w:rPr>
+        <w:t xml:space="preserve">______________________________________________________________________</w:t>
+      </w:r>
+    </w:p>
+    <w:p>
+      <w:pPr>
+        <w:spacing w:after="80" w:before="0"/>
+      </w:pPr>
+      <w:r>
+        <w:rPr>
+          <w:b/>
+          <w:bCs/>
+        </w:rPr>
+        <w:t xml:space="preserve">10. Sort each block-distance problem by whether you SUBTRACT (same side of zero) or ADD absolute values (opposite sides of zero).</w:t>
+      </w:r>
+    </w:p>
+    <w:p>
+      <w:pPr>
+        <w:spacing w:after="80" w:before="0"/>
+      </w:pPr>
+      <w:r>
+        <w:rPr>
+          <w:i/>
+          <w:iCs/>
+        </w:rPr>
+        <w:t xml:space="preserve">Groups: Same side of zero — subtract   |   Opposite sides of zero — add absolute values</w:t>
+      </w:r>
+    </w:p>
+    <w:p>
+      <w:pPr>
+        <w:spacing w:after="40" w:before="0"/>
+      </w:pPr>
+      <w:r>
+        <w:t xml:space="preserve">   • School (2, 3) to Library (2, 9)   → __________________</w:t>
+      </w:r>
+    </w:p>
+    <w:p>
+      <w:pPr>
+        <w:spacing w:after="40" w:before="0"/>
+      </w:pPr>
+      <w:r>
+        <w:t xml:space="preserve">   • Subway (1, 6) to Tower (8, 6)   → __________________</w:t>
+      </w:r>
+    </w:p>
+    <w:p>
+      <w:pPr>
+        <w:spacing w:after="40" w:before="0"/>
+      </w:pPr>
+      <w:r>
+        <w:t xml:space="preserve">   • Park (-4, 5) to City Hall (3, 5)   → __________________</w:t>
+      </w:r>
+    </w:p>
+    <w:p>
+      <w:pPr>
+        <w:spacing w:after="40" w:before="0"/>
+      </w:pPr>
+      <w:r>
+        <w:t xml:space="preserve">   • Café (-2, 1) to Gym (-2, -4)   → __________________</w:t>
       </w:r>
     </w:p>
     <w:p>
@@ -1186,10 +1440,22 @@
     </w:p>
     <w:p>
       <w:pPr>
+        <w:spacing w:after="20" w:before="0"/>
+      </w:pPr>
+      <w:r>
+        <w:t xml:space="preserve">     Both points have y = 3, so this is a horizontal distance. |2 - (-4)| = |2 + 4| = 6 units.</w:t>
+      </w:r>
+    </w:p>
+    <w:p>
+      <w:pPr>
         <w:spacing w:after="80" w:before="0"/>
       </w:pPr>
       <w:r>
-        <w:t xml:space="preserve">     Both points have y = 3, so this is a horizontal distance. |2 - (-4)| = |2 + 4| = 6 units.</w:t>
+        <w:rPr>
+          <w:i/>
+          <w:iCs/>
+        </w:rPr>
+        <w:t xml:space="preserve">     Watch for: A common mistake in Distance on the Coordinate Plane is skipping the key idea: "If points are on the same side of zero, subtract; if they are on opposite sides of zero, add the absolute values." — always check your work against this rule before you submit.</w:t>
       </w:r>
     </w:p>
     <w:p>
@@ -1206,10 +1472,22 @@
     </w:p>
     <w:p>
       <w:pPr>
+        <w:spacing w:after="20" w:before="0"/>
+      </w:pPr>
+      <w:r>
+        <w:t xml:space="preserve">     Both points have x = 5, so this is a vertical distance. |4 - (-2)| = |4 + 2| = 6 units.</w:t>
+      </w:r>
+    </w:p>
+    <w:p>
+      <w:pPr>
         <w:spacing w:after="80" w:before="0"/>
       </w:pPr>
       <w:r>
-        <w:t xml:space="preserve">     Both points have x = 5, so this is a vertical distance. |4 - (-2)| = |4 + 2| = 6 units.</w:t>
+        <w:rPr>
+          <w:i/>
+          <w:iCs/>
+        </w:rPr>
+        <w:t xml:space="preserve">     Watch for: A common mistake in Distance on the Coordinate Plane is skipping the key idea: "If points are on the same side of zero, subtract; if they are on opposite sides of zero, add the absolute values." — always check your work against this rule before you submit.</w:t>
       </w:r>
     </w:p>
     <w:p>
@@ -1294,22 +1572,70 @@
     </w:p>
     <w:p>
       <w:pPr>
+        <w:spacing w:after="20" w:before="0"/>
+      </w:pPr>
+      <w:r>
+        <w:t xml:space="preserve">     Same x = -3. Distance = |5 - (-7)| = |5 + 7| = 12 units.</w:t>
+      </w:r>
+    </w:p>
+    <w:p>
+      <w:pPr>
         <w:spacing w:after="80" w:before="0"/>
       </w:pPr>
       <w:r>
-        <w:t xml:space="preserve">     Same x = -3. Distance = |5 - (-7)| = |5 + 7| = 12 units.</w:t>
-      </w:r>
-    </w:p>
-    <w:p>
-      <w:pPr>
-        <w:spacing w:after="40" w:before="0"/>
-      </w:pPr>
-      <w:r>
-        <w:rPr>
-          <w:b/>
-          <w:bCs/>
-        </w:rPr>
-        <w:t xml:space="preserve">5. A. 6</w:t>
+        <w:rPr>
+          <w:i/>
+          <w:iCs/>
+        </w:rPr>
+        <w:t xml:space="preserve">     Watch for: A common mistake in Distance on the Coordinate Plane is skipping the key idea: "If points are on the same side of zero, subtract; if they are on opposite sides of zero, add the absolute values." — always check your work against this rule before you submit.</w:t>
+      </w:r>
+    </w:p>
+    <w:p>
+      <w:pPr>
+        <w:spacing w:after="40" w:before="0"/>
+      </w:pPr>
+      <w:r>
+        <w:rPr>
+          <w:b/>
+          <w:bCs/>
+        </w:rPr>
+        <w:t xml:space="preserve">5. onLevel — Spot the Common Mistake</w:t>
+      </w:r>
+    </w:p>
+    <w:p>
+      <w:pPr>
+        <w:spacing w:after="20" w:before="0"/>
+      </w:pPr>
+      <w:r>
+        <w:t xml:space="preserve">     The mistake is in Step 2.</w:t>
+      </w:r>
+    </w:p>
+    <w:p>
+      <w:pPr>
+        <w:spacing w:after="20" w:before="0"/>
+      </w:pPr>
+      <w:r>
+        <w:t xml:space="preserve">     Correct work: Follow the key idea: If points are on the same side of zero, subtract; if they are on opposite sides of zero, add the absolute values.</w:t>
+      </w:r>
+    </w:p>
+    <w:p>
+      <w:pPr>
+        <w:spacing w:after="40" w:before="0"/>
+      </w:pPr>
+      <w:r>
+        <w:rPr>
+          <w:b/>
+          <w:bCs/>
+        </w:rPr>
+        <w:t xml:space="preserve">6. A. 6 blocks</w:t>
+      </w:r>
+    </w:p>
+    <w:p>
+      <w:pPr>
+        <w:spacing w:after="20" w:before="0"/>
+      </w:pPr>
+      <w:r>
+        <w:t xml:space="preserve">     Same x = 2, so the segment is vertical. Distance = |9 - 3| = 6 blocks.</w:t>
       </w:r>
     </w:p>
     <w:p>
@@ -1317,19 +1643,31 @@
         <w:spacing w:after="80" w:before="0"/>
       </w:pPr>
       <w:r>
-        <w:t xml:space="preserve">     Same x, so subtract y-values: 9 − 3 = 6 units.</w:t>
-      </w:r>
-    </w:p>
-    <w:p>
-      <w:pPr>
-        <w:spacing w:after="40" w:before="0"/>
-      </w:pPr>
-      <w:r>
-        <w:rPr>
-          <w:b/>
-          <w:bCs/>
-        </w:rPr>
-        <w:t xml:space="preserve">6. A. 9</w:t>
+        <w:rPr>
+          <w:i/>
+          <w:iCs/>
+        </w:rPr>
+        <w:t xml:space="preserve">     Watch for: A common mistake in Distance on the Coordinate Plane is skipping the key idea: "If points are on the same side of zero, subtract; if they are on opposite sides of zero, add the absolute values." — always check your work against this rule before you submit.</w:t>
+      </w:r>
+    </w:p>
+    <w:p>
+      <w:pPr>
+        <w:spacing w:after="40" w:before="0"/>
+      </w:pPr>
+      <w:r>
+        <w:rPr>
+          <w:b/>
+          <w:bCs/>
+        </w:rPr>
+        <w:t xml:space="preserve">7. B. 7 blocks</w:t>
+      </w:r>
+    </w:p>
+    <w:p>
+      <w:pPr>
+        <w:spacing w:after="20" w:before="0"/>
+      </w:pPr>
+      <w:r>
+        <w:t xml:space="preserve">     Same y = 5, so the segment is horizontal. The points are on opposite sides of zero, so add the absolute values: |-4| + |3| = 4 + 3 = 7 blocks.</w:t>
       </w:r>
     </w:p>
     <w:p>
@@ -1337,19 +1675,31 @@
         <w:spacing w:after="80" w:before="0"/>
       </w:pPr>
       <w:r>
-        <w:t xml:space="preserve">     Same y; distance = |5 − (-4)| = 9 units.</w:t>
-      </w:r>
-    </w:p>
-    <w:p>
-      <w:pPr>
-        <w:spacing w:after="40" w:before="0"/>
-      </w:pPr>
-      <w:r>
-        <w:rPr>
-          <w:b/>
-          <w:bCs/>
-        </w:rPr>
-        <w:t xml:space="preserve">7. A. 7</w:t>
+        <w:rPr>
+          <w:i/>
+          <w:iCs/>
+        </w:rPr>
+        <w:t xml:space="preserve">     Watch for: A common mistake in Distance on the Coordinate Plane is skipping the key idea: "If points are on the same side of zero, subtract; if they are on opposite sides of zero, add the absolute values." — always check your work against this rule before you submit.</w:t>
+      </w:r>
+    </w:p>
+    <w:p>
+      <w:pPr>
+        <w:spacing w:after="40" w:before="0"/>
+      </w:pPr>
+      <w:r>
+        <w:rPr>
+          <w:b/>
+          <w:bCs/>
+        </w:rPr>
+        <w:t xml:space="preserve">8. B. 5 blocks</w:t>
+      </w:r>
+    </w:p>
+    <w:p>
+      <w:pPr>
+        <w:spacing w:after="20" w:before="0"/>
+      </w:pPr>
+      <w:r>
+        <w:t xml:space="preserve">     Same x = -2, so the segment is vertical. The points are on opposite sides of zero: |1| + |-4| = 1 + 4 = 5 blocks.</w:t>
       </w:r>
     </w:p>
     <w:p>
@@ -1357,27 +1707,115 @@
         <w:spacing w:after="80" w:before="0"/>
       </w:pPr>
       <w:r>
-        <w:t xml:space="preserve">     Same x; distance = |2 − (-5)| = 7 units.</w:t>
-      </w:r>
-    </w:p>
-    <w:p>
-      <w:pPr>
-        <w:spacing w:after="40" w:before="0"/>
-      </w:pPr>
-      <w:r>
-        <w:rPr>
-          <w:b/>
-          <w:bCs/>
-        </w:rPr>
-        <w:t xml:space="preserve">8. A. They have the same y-coordinate, so the segment is horizontal</w:t>
-      </w:r>
-    </w:p>
-    <w:p>
-      <w:pPr>
-        <w:spacing w:after="80" w:before="0"/>
-      </w:pPr>
-      <w:r>
-        <w:t xml:space="preserve">     Equal y-values mean a horizontal segment, so distance = |6 − 1| = 5.</w:t>
+        <w:rPr>
+          <w:i/>
+          <w:iCs/>
+        </w:rPr>
+        <w:t xml:space="preserve">     Watch for: A common mistake in Distance on the Coordinate Plane is skipping the key idea: "If points are on the same side of zero, subtract; if they are on opposite sides of zero, add the absolute values." — always check your work against this rule before you submit.</w:t>
+      </w:r>
+    </w:p>
+    <w:p>
+      <w:pPr>
+        <w:spacing w:after="40" w:before="0"/>
+      </w:pPr>
+      <w:r>
+        <w:rPr>
+          <w:b/>
+          <w:bCs/>
+        </w:rPr>
+        <w:t xml:space="preserve">9. Matches:</w:t>
+      </w:r>
+    </w:p>
+    <w:p>
+      <w:pPr>
+        <w:spacing w:after="20" w:before="0"/>
+      </w:pPr>
+      <w:r>
+        <w:t xml:space="preserve">     Subway (1, 6) to Tower (8, 6) → 7 blocks</w:t>
+      </w:r>
+    </w:p>
+    <w:p>
+      <w:pPr>
+        <w:spacing w:after="20" w:before="0"/>
+      </w:pPr>
+      <w:r>
+        <w:t xml:space="preserve">     Market (-3, -1) to Stadium (-3, 7) → 8 blocks</w:t>
+      </w:r>
+    </w:p>
+    <w:p>
+      <w:pPr>
+        <w:spacing w:after="20" w:before="0"/>
+      </w:pPr>
+      <w:r>
+        <w:t xml:space="preserve">     Bank (2, 3) to Library (2, 9) → 6 blocks</w:t>
+      </w:r>
+    </w:p>
+    <w:p>
+      <w:pPr>
+        <w:spacing w:after="20" w:before="0"/>
+      </w:pPr>
+      <w:r>
+        <w:t xml:space="preserve">     Café (-2, 1) to Gym (-2, -4) → 5 blocks</w:t>
+      </w:r>
+    </w:p>
+    <w:p>
+      <w:pPr>
+        <w:spacing w:after="40" w:before="0"/>
+      </w:pPr>
+      <w:r>
+        <w:t xml:space="preserve"/>
+      </w:r>
+    </w:p>
+    <w:p>
+      <w:pPr>
+        <w:spacing w:after="40" w:before="0"/>
+      </w:pPr>
+      <w:r>
+        <w:rPr>
+          <w:b/>
+          <w:bCs/>
+        </w:rPr>
+        <w:t xml:space="preserve">10. Correct groups:</w:t>
+      </w:r>
+    </w:p>
+    <w:p>
+      <w:pPr>
+        <w:spacing w:after="20" w:before="0"/>
+      </w:pPr>
+      <w:r>
+        <w:t xml:space="preserve">     School (2, 3) to Library (2, 9) → Same side of zero — subtract</w:t>
+      </w:r>
+    </w:p>
+    <w:p>
+      <w:pPr>
+        <w:spacing w:after="20" w:before="0"/>
+      </w:pPr>
+      <w:r>
+        <w:t xml:space="preserve">     Subway (1, 6) to Tower (8, 6) → Same side of zero — subtract</w:t>
+      </w:r>
+    </w:p>
+    <w:p>
+      <w:pPr>
+        <w:spacing w:after="20" w:before="0"/>
+      </w:pPr>
+      <w:r>
+        <w:t xml:space="preserve">     Park (-4, 5) to City Hall (3, 5) → Opposite sides of zero — add absolute values</w:t>
+      </w:r>
+    </w:p>
+    <w:p>
+      <w:pPr>
+        <w:spacing w:after="20" w:before="0"/>
+      </w:pPr>
+      <w:r>
+        <w:t xml:space="preserve">     Café (-2, 1) to Gym (-2, -4) → Opposite sides of zero — add absolute values</w:t>
+      </w:r>
+    </w:p>
+    <w:p>
+      <w:pPr>
+        <w:spacing w:after="40" w:before="0"/>
+      </w:pPr>
+      <w:r>
+        <w:t xml:space="preserve"/>
       </w:r>
     </w:p>
     <w:sectPr>

--- a/lessons/9-6/homework.docx
+++ b/lessons/9-6/homework.docx
@@ -951,23 +951,23 @@
         <w:spacing w:after="40" w:before="0"/>
       </w:pPr>
       <w:r>
-        <w:t xml:space="preserve">   Step 1 (Read): A student is working on Distance on the Coordinate Plane.</w:t>
-      </w:r>
-    </w:p>
-    <w:p>
-      <w:pPr>
-        <w:spacing w:after="40" w:before="0"/>
-      </w:pPr>
-      <w:r>
-        <w:t xml:space="preserve">   Step 2 (Attempt): They ignored the rule: If points are on the same side of zero, subtract; if they are on opposite sides of zero, add the absolute values.</w:t>
-      </w:r>
-    </w:p>
-    <w:p>
-      <w:pPr>
-        <w:spacing w:after="40" w:before="0"/>
-      </w:pPr>
-      <w:r>
-        <w:t xml:space="preserve">   Step 3 (Check): The answer does not match the math rule from class.</w:t>
+        <w:t xml:space="preserve">   Step 1 (Problem): Find the distance between (-5, 2) and (3, 2).</w:t>
+      </w:r>
+    </w:p>
+    <w:p>
+      <w:pPr>
+        <w:spacing w:after="40" w:before="0"/>
+      </w:pPr>
+      <w:r>
+        <w:t xml:space="preserve">   Step 2 (Student thinking): Both share y = 2, so subtract the x-values: 5 - 3 = 2.</w:t>
+      </w:r>
+    </w:p>
+    <w:p>
+      <w:pPr>
+        <w:spacing w:after="40" w:before="0"/>
+      </w:pPr>
+      <w:r>
+        <w:t xml:space="preserve">   Step 3 (Student answer): The distance is 2 units.</w:t>
       </w:r>
     </w:p>
     <w:p>
@@ -1024,7 +1024,117 @@
           <w:b/>
           <w:bCs/>
         </w:rPr>
-        <w:t xml:space="preserve">6. The Bank is at (2, 3) and the Library is at (2, 9). How many blocks apart are they?</w:t>
+        <w:t xml:space="preserve">6. What is the distance between (2, 3) and (2, 8)?</w:t>
+      </w:r>
+    </w:p>
+    <w:p>
+      <w:pPr>
+        <w:spacing w:after="40" w:before="0"/>
+      </w:pPr>
+      <w:r>
+        <w:t xml:space="preserve">     A. 11 units</w:t>
+      </w:r>
+    </w:p>
+    <w:p>
+      <w:pPr>
+        <w:spacing w:after="40" w:before="0"/>
+      </w:pPr>
+      <w:r>
+        <w:t xml:space="preserve">     B. 5 units</w:t>
+      </w:r>
+    </w:p>
+    <w:p>
+      <w:pPr>
+        <w:spacing w:after="40" w:before="0"/>
+      </w:pPr>
+      <w:r>
+        <w:t xml:space="preserve">     C. 6 units</w:t>
+      </w:r>
+    </w:p>
+    <w:p>
+      <w:pPr>
+        <w:spacing w:after="40" w:before="0"/>
+      </w:pPr>
+      <w:r>
+        <w:t xml:space="preserve">     D. 5.5 units</w:t>
+      </w:r>
+    </w:p>
+    <w:p>
+      <w:pPr>
+        <w:spacing w:after="60" w:before="120"/>
+      </w:pPr>
+      <w:r>
+        <w:rPr>
+          <w:color w:val="BBBBBB"/>
+        </w:rPr>
+        <w:t xml:space="preserve">______________________________________________________________________</w:t>
+      </w:r>
+    </w:p>
+    <w:p>
+      <w:pPr>
+        <w:spacing w:after="80" w:before="0"/>
+      </w:pPr>
+      <w:r>
+        <w:rPr>
+          <w:b/>
+          <w:bCs/>
+        </w:rPr>
+        <w:t xml:space="preserve">7. What is the distance between (-4, 1) and (3, 1)?</w:t>
+      </w:r>
+    </w:p>
+    <w:p>
+      <w:pPr>
+        <w:spacing w:after="40" w:before="0"/>
+      </w:pPr>
+      <w:r>
+        <w:t xml:space="preserve">     A. 1 unit</w:t>
+      </w:r>
+    </w:p>
+    <w:p>
+      <w:pPr>
+        <w:spacing w:after="40" w:before="0"/>
+      </w:pPr>
+      <w:r>
+        <w:t xml:space="preserve">     B. 12 units</w:t>
+      </w:r>
+    </w:p>
+    <w:p>
+      <w:pPr>
+        <w:spacing w:after="40" w:before="0"/>
+      </w:pPr>
+      <w:r>
+        <w:t xml:space="preserve">     C. 7 units</w:t>
+      </w:r>
+    </w:p>
+    <w:p>
+      <w:pPr>
+        <w:spacing w:after="40" w:before="0"/>
+      </w:pPr>
+      <w:r>
+        <w:t xml:space="preserve">     D. -7 units</w:t>
+      </w:r>
+    </w:p>
+    <w:p>
+      <w:pPr>
+        <w:spacing w:after="60" w:before="120"/>
+      </w:pPr>
+      <w:r>
+        <w:rPr>
+          <w:color w:val="BBBBBB"/>
+        </w:rPr>
+        <w:t xml:space="preserve">______________________________________________________________________</w:t>
+      </w:r>
+    </w:p>
+    <w:p>
+      <w:pPr>
+        <w:spacing w:after="80" w:before="0"/>
+      </w:pPr>
+      <w:r>
+        <w:rPr>
+          <w:b/>
+          <w:bCs/>
+        </w:rPr>
+        <w:t xml:space="preserve">8. The Bank is at (2, 3) and the Library is at (2, 9). How many blocks apart are they?</w:t>
       </w:r>
     </w:p>
     <w:p>
@@ -1079,7 +1189,7 @@
           <w:b/>
           <w:bCs/>
         </w:rPr>
-        <w:t xml:space="preserve">7. The Park is at (-4, 5) and City Hall is at (3, 5). How many blocks apart are they?</w:t>
+        <w:t xml:space="preserve">9. The Park is at (-4, 5) and City Hall is at (3, 5). How many blocks apart are they?</w:t>
       </w:r>
     </w:p>
     <w:p>
@@ -1134,7 +1244,7 @@
           <w:b/>
           <w:bCs/>
         </w:rPr>
-        <w:t xml:space="preserve">8. The Café is at (-2, 1) and the Gym is at (-2, -4). How many blocks apart are they?</w:t>
+        <w:t xml:space="preserve">10. The Café is at (-2, 1) and the Gym is at (-2, -4). How many blocks apart are they?</w:t>
       </w:r>
     </w:p>
     <w:p>
@@ -1181,176 +1291,41 @@
       </w:r>
     </w:p>
     <w:p>
-      <w:pPr>
-        <w:spacing w:after="80" w:before="0"/>
-      </w:pPr>
-      <w:r>
-        <w:rPr>
-          <w:b/>
-          <w:bCs/>
-        </w:rPr>
-        <w:t xml:space="preserve">9. Match each pair of city landmarks to the number of blocks between them.</w:t>
-      </w:r>
-    </w:p>
-    <w:tbl>
-      <w:tblPr>
-        <w:tblW w:type="pct" w:w="100%"/>
-        <w:tblBorders>
-          <w:top w:val="single" w:color="auto" w:sz="4"/>
-          <w:left w:val="single" w:color="auto" w:sz="4"/>
-          <w:bottom w:val="single" w:color="auto" w:sz="4"/>
-          <w:right w:val="single" w:color="auto" w:sz="4"/>
-          <w:insideH w:val="single" w:color="auto" w:sz="4"/>
-          <w:insideV w:val="single" w:color="auto" w:sz="4"/>
-        </w:tblBorders>
-      </w:tblPr>
-      <w:tblGrid>
-        <w:gridCol w:w="100"/>
-        <w:gridCol w:w="100"/>
-      </w:tblGrid>
-      <w:tr>
-        <w:trPr>
-          <w:tblHeader/>
-        </w:trPr>
-        <w:tc>
-          <w:tcPr>
-            <w:tcW w:type="pct" w:w="50%"/>
-          </w:tcPr>
-          <w:p>
-            <w:r>
-              <w:rPr>
-                <w:b/>
-                <w:bCs/>
-              </w:rPr>
-              <w:t xml:space="preserve">Item</w:t>
-            </w:r>
-          </w:p>
-        </w:tc>
-        <w:tc>
-          <w:tcPr>
-            <w:tcW w:type="pct" w:w="50%"/>
-          </w:tcPr>
-          <w:p>
-            <w:r>
-              <w:rPr>
-                <w:b/>
-                <w:bCs/>
-              </w:rPr>
-              <w:t xml:space="preserve">Answer choices</w:t>
-            </w:r>
-          </w:p>
-        </w:tc>
-      </w:tr>
-      <w:tr>
-        <w:tc>
-          <w:tcPr>
-            <w:tcW w:type="pct" w:w="50%"/>
-          </w:tcPr>
-          <w:p>
-            <w:r>
-              <w:t xml:space="preserve">____  Subway (1, 6) to Tower (8, 6)</w:t>
-            </w:r>
-          </w:p>
-        </w:tc>
-        <w:tc>
-          <w:tcPr>
-            <w:tcW w:type="pct" w:w="50%"/>
-          </w:tcPr>
-          <w:p>
-            <w:r>
-              <w:t xml:space="preserve">D. 5 blocks</w:t>
-            </w:r>
-          </w:p>
-        </w:tc>
-      </w:tr>
-      <w:tr>
-        <w:tc>
-          <w:tcPr>
-            <w:tcW w:type="pct" w:w="50%"/>
-          </w:tcPr>
-          <w:p>
-            <w:r>
-              <w:t xml:space="preserve">____  Market (-3, -1) to Stadium (-3, 7)</w:t>
-            </w:r>
-          </w:p>
-        </w:tc>
-        <w:tc>
-          <w:tcPr>
-            <w:tcW w:type="pct" w:w="50%"/>
-          </w:tcPr>
-          <w:p>
-            <w:r>
-              <w:t xml:space="preserve">C. 6 blocks</w:t>
-            </w:r>
-          </w:p>
-        </w:tc>
-      </w:tr>
-      <w:tr>
-        <w:tc>
-          <w:tcPr>
-            <w:tcW w:type="pct" w:w="50%"/>
-          </w:tcPr>
-          <w:p>
-            <w:r>
-              <w:t xml:space="preserve">____  Bank (2, 3) to Library (2, 9)</w:t>
-            </w:r>
-          </w:p>
-        </w:tc>
-        <w:tc>
-          <w:tcPr>
-            <w:tcW w:type="pct" w:w="50%"/>
-          </w:tcPr>
-          <w:p>
-            <w:r>
-              <w:t xml:space="preserve">B. 8 blocks</w:t>
-            </w:r>
-          </w:p>
-        </w:tc>
-      </w:tr>
-      <w:tr>
-        <w:tc>
-          <w:tcPr>
-            <w:tcW w:type="pct" w:w="50%"/>
-          </w:tcPr>
-          <w:p>
-            <w:r>
-              <w:t xml:space="preserve">____  Café (-2, 1) to Gym (-2, -4)</w:t>
-            </w:r>
-          </w:p>
-        </w:tc>
-        <w:tc>
-          <w:tcPr>
-            <w:tcW w:type="pct" w:w="50%"/>
-          </w:tcPr>
-          <w:p>
-            <w:r>
-              <w:t xml:space="preserve">A. 7 blocks</w:t>
-            </w:r>
-          </w:p>
-        </w:tc>
-      </w:tr>
-    </w:tbl>
-    <w:p>
-      <w:pPr>
-        <w:spacing w:after="60" w:before="120"/>
-      </w:pPr>
-      <w:r>
-        <w:rPr>
-          <w:color w:val="BBBBBB"/>
-        </w:rPr>
-        <w:t xml:space="preserve">______________________________________________________________________</w:t>
-      </w:r>
-    </w:p>
-    <w:p>
-      <w:pPr>
-        <w:spacing w:after="80" w:before="0"/>
-      </w:pPr>
-      <w:r>
-        <w:rPr>
-          <w:b/>
-          <w:bCs/>
-        </w:rPr>
-        <w:t xml:space="preserve">10. Sort each block-distance problem by whether you SUBTRACT (same side of zero) or ADD absolute values (opposite sides of zero).</w:t>
+      <w:r>
+        <w:br w:type="page"/>
+      </w:r>
+    </w:p>
+    <w:p>
+      <w:pPr>
+        <w:pStyle w:val="Heading1"/>
+        <w:spacing w:after="120"/>
+      </w:pPr>
+      <w:r>
+        <w:rPr>
+          <w:b/>
+          <w:bCs/>
+        </w:rPr>
+        <w:t xml:space="preserve">Answer Key (Teacher)</w:t>
+      </w:r>
+    </w:p>
+    <w:p>
+      <w:pPr>
+        <w:spacing w:after="40" w:before="0"/>
+      </w:pPr>
+      <w:r>
+        <w:rPr>
+          <w:b/>
+          <w:bCs/>
+        </w:rPr>
+        <w:t xml:space="preserve">1. C. 6 units</w:t>
+      </w:r>
+    </w:p>
+    <w:p>
+      <w:pPr>
+        <w:spacing w:after="20" w:before="0"/>
+      </w:pPr>
+      <w:r>
+        <w:t xml:space="preserve">     Both points have y = 3, so this is a horizontal distance. |2 - (-4)| = |2 + 4| = 6 units.</w:t>
       </w:r>
     </w:p>
     <w:p>
@@ -1362,80 +1337,19 @@
           <w:i/>
           <w:iCs/>
         </w:rPr>
-        <w:t xml:space="preserve">Groups: Same side of zero — subtract   |   Opposite sides of zero — add absolute values</w:t>
-      </w:r>
-    </w:p>
-    <w:p>
-      <w:pPr>
-        <w:spacing w:after="40" w:before="0"/>
-      </w:pPr>
-      <w:r>
-        <w:t xml:space="preserve">   • School (2, 3) to Library (2, 9)   → __________________</w:t>
-      </w:r>
-    </w:p>
-    <w:p>
-      <w:pPr>
-        <w:spacing w:after="40" w:before="0"/>
-      </w:pPr>
-      <w:r>
-        <w:t xml:space="preserve">   • Subway (1, 6) to Tower (8, 6)   → __________________</w:t>
-      </w:r>
-    </w:p>
-    <w:p>
-      <w:pPr>
-        <w:spacing w:after="40" w:before="0"/>
-      </w:pPr>
-      <w:r>
-        <w:t xml:space="preserve">   • Park (-4, 5) to City Hall (3, 5)   → __________________</w:t>
-      </w:r>
-    </w:p>
-    <w:p>
-      <w:pPr>
-        <w:spacing w:after="40" w:before="0"/>
-      </w:pPr>
-      <w:r>
-        <w:t xml:space="preserve">   • Café (-2, 1) to Gym (-2, -4)   → __________________</w:t>
-      </w:r>
-    </w:p>
-    <w:p>
-      <w:pPr>
-        <w:spacing w:after="60" w:before="120"/>
-      </w:pPr>
-      <w:r>
-        <w:rPr>
-          <w:color w:val="BBBBBB"/>
-        </w:rPr>
-        <w:t xml:space="preserve">______________________________________________________________________</w:t>
-      </w:r>
-    </w:p>
-    <w:p>
-      <w:r>
-        <w:br w:type="page"/>
-      </w:r>
-    </w:p>
-    <w:p>
-      <w:pPr>
-        <w:pStyle w:val="Heading1"/>
-        <w:spacing w:after="120"/>
-      </w:pPr>
-      <w:r>
-        <w:rPr>
-          <w:b/>
-          <w:bCs/>
-        </w:rPr>
-        <w:t xml:space="preserve">Answer Key (Teacher)</w:t>
-      </w:r>
-    </w:p>
-    <w:p>
-      <w:pPr>
-        <w:spacing w:after="40" w:before="0"/>
-      </w:pPr>
-      <w:r>
-        <w:rPr>
-          <w:b/>
-          <w:bCs/>
-        </w:rPr>
-        <w:t xml:space="preserve">1. C. 6 units</w:t>
+        <w:t xml:space="preserve">     Watch for: A common mistake in Distance on the Coordinate Plane is subtracting the coordinates as if both points were on the same side of zero, instead of adding their absolute values when the points are on opposite sides. For example, to find the distance between (-6, 3) and (2, 3), a student might subtract 6 − 2 = 4, but since -6 and 2 are on opposite sides of zero, the absolute values must be added instead: |-6| + |2| = 6 + 2 = 8. The correct distance is 8 units, not 4. Before you submit, ask: 'Are these two points on opposite sides of zero — and if so, did I add the absolute values instead of subtracting?'</w:t>
+      </w:r>
+    </w:p>
+    <w:p>
+      <w:pPr>
+        <w:spacing w:after="40" w:before="0"/>
+      </w:pPr>
+      <w:r>
+        <w:rPr>
+          <w:b/>
+          <w:bCs/>
+        </w:rPr>
+        <w:t xml:space="preserve">2. C. 6 units</w:t>
       </w:r>
     </w:p>
     <w:p>
@@ -1443,7 +1357,7 @@
         <w:spacing w:after="20" w:before="0"/>
       </w:pPr>
       <w:r>
-        <w:t xml:space="preserve">     Both points have y = 3, so this is a horizontal distance. |2 - (-4)| = |2 + 4| = 6 units.</w:t>
+        <w:t xml:space="preserve">     Both points have x = 5, so this is a vertical distance. |4 - (-2)| = |4 + 2| = 6 units.</w:t>
       </w:r>
     </w:p>
     <w:p>
@@ -1455,19 +1369,19 @@
           <w:i/>
           <w:iCs/>
         </w:rPr>
-        <w:t xml:space="preserve">     Watch for: A common mistake in Distance on the Coordinate Plane is skipping the key idea: "If points are on the same side of zero, subtract; if they are on opposite sides of zero, add the absolute values." — always check your work against this rule before you submit.</w:t>
-      </w:r>
-    </w:p>
-    <w:p>
-      <w:pPr>
-        <w:spacing w:after="40" w:before="0"/>
-      </w:pPr>
-      <w:r>
-        <w:rPr>
-          <w:b/>
-          <w:bCs/>
-        </w:rPr>
-        <w:t xml:space="preserve">2. C. 6 units</w:t>
+        <w:t xml:space="preserve">     Watch for: A common mistake in Distance on the Coordinate Plane is subtracting the coordinates as if both points were on the same side of zero, instead of adding their absolute values when the points are on opposite sides. For example, to find the distance between (-6, 3) and (2, 3), a student might subtract 6 − 2 = 4, but since -6 and 2 are on opposite sides of zero, the absolute values must be added instead: |-6| + |2| = 6 + 2 = 8. The correct distance is 8 units, not 4. Before you submit, ask: 'Are these two points on opposite sides of zero — and if so, did I add the absolute values instead of subtracting?'</w:t>
+      </w:r>
+    </w:p>
+    <w:p>
+      <w:pPr>
+        <w:spacing w:after="40" w:before="0"/>
+      </w:pPr>
+      <w:r>
+        <w:rPr>
+          <w:b/>
+          <w:bCs/>
+        </w:rPr>
+        <w:t xml:space="preserve">3. Find the perimeter of each rectangle using its vertex coordinates.</w:t>
       </w:r>
     </w:p>
     <w:p>
@@ -1475,7 +1389,75 @@
         <w:spacing w:after="20" w:before="0"/>
       </w:pPr>
       <w:r>
-        <w:t xml:space="preserve">     Both points have x = 5, so this is a vertical distance. |4 - (-2)| = |4 + 2| = 6 units.</w:t>
+        <w:t xml:space="preserve">     Rect 1 — Width: 7</w:t>
+      </w:r>
+    </w:p>
+    <w:p>
+      <w:pPr>
+        <w:spacing w:after="20" w:before="0"/>
+      </w:pPr>
+      <w:r>
+        <w:t xml:space="preserve">     Rect 1 — Height: 4</w:t>
+      </w:r>
+    </w:p>
+    <w:p>
+      <w:pPr>
+        <w:spacing w:after="20" w:before="0"/>
+      </w:pPr>
+      <w:r>
+        <w:t xml:space="preserve">     Rect 1 — Perimeter: 22</w:t>
+      </w:r>
+    </w:p>
+    <w:p>
+      <w:pPr>
+        <w:spacing w:after="20" w:before="0"/>
+      </w:pPr>
+      <w:r>
+        <w:t xml:space="preserve">     Rect 2 — Width: 8</w:t>
+      </w:r>
+    </w:p>
+    <w:p>
+      <w:pPr>
+        <w:spacing w:after="20" w:before="0"/>
+      </w:pPr>
+      <w:r>
+        <w:t xml:space="preserve">     Rect 2 — Height: 6</w:t>
+      </w:r>
+    </w:p>
+    <w:p>
+      <w:pPr>
+        <w:spacing w:after="20" w:before="0"/>
+      </w:pPr>
+      <w:r>
+        <w:t xml:space="preserve">     Rect 2 — Perimeter: 28</w:t>
+      </w:r>
+    </w:p>
+    <w:p>
+      <w:pPr>
+        <w:spacing w:after="40" w:before="0"/>
+      </w:pPr>
+      <w:r>
+        <w:t xml:space="preserve"/>
+      </w:r>
+    </w:p>
+    <w:p>
+      <w:pPr>
+        <w:spacing w:after="40" w:before="0"/>
+      </w:pPr>
+      <w:r>
+        <w:rPr>
+          <w:b/>
+          <w:bCs/>
+        </w:rPr>
+        <w:t xml:space="preserve">4. A. 12 units</w:t>
+      </w:r>
+    </w:p>
+    <w:p>
+      <w:pPr>
+        <w:spacing w:after="20" w:before="0"/>
+      </w:pPr>
+      <w:r>
+        <w:t xml:space="preserve">     Same x = -3. Distance = |5 - (-7)| = |5 + 7| = 12 units.</w:t>
       </w:r>
     </w:p>
     <w:p>
@@ -1487,19 +1469,19 @@
           <w:i/>
           <w:iCs/>
         </w:rPr>
-        <w:t xml:space="preserve">     Watch for: A common mistake in Distance on the Coordinate Plane is skipping the key idea: "If points are on the same side of zero, subtract; if they are on opposite sides of zero, add the absolute values." — always check your work against this rule before you submit.</w:t>
-      </w:r>
-    </w:p>
-    <w:p>
-      <w:pPr>
-        <w:spacing w:after="40" w:before="0"/>
-      </w:pPr>
-      <w:r>
-        <w:rPr>
-          <w:b/>
-          <w:bCs/>
-        </w:rPr>
-        <w:t xml:space="preserve">3. Find the perimeter of each rectangle using its vertex coordinates.</w:t>
+        <w:t xml:space="preserve">     Watch for: A common mistake in Distance on the Coordinate Plane is subtracting the coordinates as if both points were on the same side of zero, instead of adding their absolute values when the points are on opposite sides. For example, to find the distance between (-6, 3) and (2, 3), a student might subtract 6 − 2 = 4, but since -6 and 2 are on opposite sides of zero, the absolute values must be added instead: |-6| + |2| = 6 + 2 = 8. The correct distance is 8 units, not 4. Before you submit, ask: 'Are these two points on opposite sides of zero — and if so, did I add the absolute values instead of subtracting?'</w:t>
+      </w:r>
+    </w:p>
+    <w:p>
+      <w:pPr>
+        <w:spacing w:after="40" w:before="0"/>
+      </w:pPr>
+      <w:r>
+        <w:rPr>
+          <w:b/>
+          <w:bCs/>
+        </w:rPr>
+        <w:t xml:space="preserve">5. onLevel — Spot the Common Mistake</w:t>
       </w:r>
     </w:p>
     <w:p>
@@ -1507,7 +1489,7 @@
         <w:spacing w:after="20" w:before="0"/>
       </w:pPr>
       <w:r>
-        <w:t xml:space="preserve">     Rect 1 — Width: 7</w:t>
+        <w:t xml:space="preserve">     The mistake is in Step 2.</w:t>
       </w:r>
     </w:p>
     <w:p>
@@ -1515,7 +1497,19 @@
         <w:spacing w:after="20" w:before="0"/>
       </w:pPr>
       <w:r>
-        <w:t xml:space="preserve">     Rect 1 — Height: 4</w:t>
+        <w:t xml:space="preserve">     Correct work: The student dropped the negative sign and used 5 instead of -5. The point is at x = -5, so the two points sit on opposite sides of zero. Add the absolute values: |-5| + |3| = 5 + 3 = 8 units. (You can also write |3 - (-5)| = |3 + 5| = 8.) The correct distance is 8 units, not 2.</w:t>
+      </w:r>
+    </w:p>
+    <w:p>
+      <w:pPr>
+        <w:spacing w:after="40" w:before="0"/>
+      </w:pPr>
+      <w:r>
+        <w:rPr>
+          <w:b/>
+          <w:bCs/>
+        </w:rPr>
+        <w:t xml:space="preserve">6. B. 5 units</w:t>
       </w:r>
     </w:p>
     <w:p>
@@ -1523,59 +1517,7 @@
         <w:spacing w:after="20" w:before="0"/>
       </w:pPr>
       <w:r>
-        <w:t xml:space="preserve">     Rect 1 — Perimeter: 22</w:t>
-      </w:r>
-    </w:p>
-    <w:p>
-      <w:pPr>
-        <w:spacing w:after="20" w:before="0"/>
-      </w:pPr>
-      <w:r>
-        <w:t xml:space="preserve">     Rect 2 — Width: 8</w:t>
-      </w:r>
-    </w:p>
-    <w:p>
-      <w:pPr>
-        <w:spacing w:after="20" w:before="0"/>
-      </w:pPr>
-      <w:r>
-        <w:t xml:space="preserve">     Rect 2 — Height: 6</w:t>
-      </w:r>
-    </w:p>
-    <w:p>
-      <w:pPr>
-        <w:spacing w:after="20" w:before="0"/>
-      </w:pPr>
-      <w:r>
-        <w:t xml:space="preserve">     Rect 2 — Perimeter: 28</w:t>
-      </w:r>
-    </w:p>
-    <w:p>
-      <w:pPr>
-        <w:spacing w:after="40" w:before="0"/>
-      </w:pPr>
-      <w:r>
-        <w:t xml:space="preserve"/>
-      </w:r>
-    </w:p>
-    <w:p>
-      <w:pPr>
-        <w:spacing w:after="40" w:before="0"/>
-      </w:pPr>
-      <w:r>
-        <w:rPr>
-          <w:b/>
-          <w:bCs/>
-        </w:rPr>
-        <w:t xml:space="preserve">4. A. 12 units</w:t>
-      </w:r>
-    </w:p>
-    <w:p>
-      <w:pPr>
-        <w:spacing w:after="20" w:before="0"/>
-      </w:pPr>
-      <w:r>
-        <w:t xml:space="preserve">     Same x = -3. Distance = |5 - (-7)| = |5 + 7| = 12 units.</w:t>
+        <w:t xml:space="preserve">     The x-coordinates match, so distance = |8 - 3| = 5 units.</w:t>
       </w:r>
     </w:p>
     <w:p>
@@ -1587,19 +1529,19 @@
           <w:i/>
           <w:iCs/>
         </w:rPr>
-        <w:t xml:space="preserve">     Watch for: A common mistake in Distance on the Coordinate Plane is skipping the key idea: "If points are on the same side of zero, subtract; if they are on opposite sides of zero, add the absolute values." — always check your work against this rule before you submit.</w:t>
-      </w:r>
-    </w:p>
-    <w:p>
-      <w:pPr>
-        <w:spacing w:after="40" w:before="0"/>
-      </w:pPr>
-      <w:r>
-        <w:rPr>
-          <w:b/>
-          <w:bCs/>
-        </w:rPr>
-        <w:t xml:space="preserve">5. onLevel — Spot the Common Mistake</w:t>
+        <w:t xml:space="preserve">     Watch for: A common mistake in Distance on the Coordinate Plane is subtracting the coordinates as if both points were on the same side of zero, instead of adding their absolute values when the points are on opposite sides. For example, to find the distance between (-6, 3) and (2, 3), a student might subtract 6 − 2 = 4, but since -6 and 2 are on opposite sides of zero, the absolute values must be added instead: |-6| + |2| = 6 + 2 = 8. The correct distance is 8 units, not 4. Before you submit, ask: 'Are these two points on opposite sides of zero — and if so, did I add the absolute values instead of subtracting?'</w:t>
+      </w:r>
+    </w:p>
+    <w:p>
+      <w:pPr>
+        <w:spacing w:after="40" w:before="0"/>
+      </w:pPr>
+      <w:r>
+        <w:rPr>
+          <w:b/>
+          <w:bCs/>
+        </w:rPr>
+        <w:t xml:space="preserve">7. C. 7 units</w:t>
       </w:r>
     </w:p>
     <w:p>
@@ -1607,35 +1549,7 @@
         <w:spacing w:after="20" w:before="0"/>
       </w:pPr>
       <w:r>
-        <w:t xml:space="preserve">     The mistake is in Step 2.</w:t>
-      </w:r>
-    </w:p>
-    <w:p>
-      <w:pPr>
-        <w:spacing w:after="20" w:before="0"/>
-      </w:pPr>
-      <w:r>
-        <w:t xml:space="preserve">     Correct work: Follow the key idea: If points are on the same side of zero, subtract; if they are on opposite sides of zero, add the absolute values.</w:t>
-      </w:r>
-    </w:p>
-    <w:p>
-      <w:pPr>
-        <w:spacing w:after="40" w:before="0"/>
-      </w:pPr>
-      <w:r>
-        <w:rPr>
-          <w:b/>
-          <w:bCs/>
-        </w:rPr>
-        <w:t xml:space="preserve">6. A. 6 blocks</w:t>
-      </w:r>
-    </w:p>
-    <w:p>
-      <w:pPr>
-        <w:spacing w:after="20" w:before="0"/>
-      </w:pPr>
-      <w:r>
-        <w:t xml:space="preserve">     Same x = 2, so the segment is vertical. Distance = |9 - 3| = 6 blocks.</w:t>
+        <w:t xml:space="preserve">     The y-coordinates match, so distance = |3 - (-4)| = 7 units.</w:t>
       </w:r>
     </w:p>
     <w:p>
@@ -1647,19 +1561,19 @@
           <w:i/>
           <w:iCs/>
         </w:rPr>
-        <w:t xml:space="preserve">     Watch for: A common mistake in Distance on the Coordinate Plane is skipping the key idea: "If points are on the same side of zero, subtract; if they are on opposite sides of zero, add the absolute values." — always check your work against this rule before you submit.</w:t>
-      </w:r>
-    </w:p>
-    <w:p>
-      <w:pPr>
-        <w:spacing w:after="40" w:before="0"/>
-      </w:pPr>
-      <w:r>
-        <w:rPr>
-          <w:b/>
-          <w:bCs/>
-        </w:rPr>
-        <w:t xml:space="preserve">7. B. 7 blocks</w:t>
+        <w:t xml:space="preserve">     Watch for: A common mistake in Distance on the Coordinate Plane is subtracting the coordinates as if both points were on the same side of zero, instead of adding their absolute values when the points are on opposite sides. For example, to find the distance between (-6, 3) and (2, 3), a student might subtract 6 − 2 = 4, but since -6 and 2 are on opposite sides of zero, the absolute values must be added instead: |-6| + |2| = 6 + 2 = 8. The correct distance is 8 units, not 4. Before you submit, ask: 'Are these two points on opposite sides of zero — and if so, did I add the absolute values instead of subtracting?'</w:t>
+      </w:r>
+    </w:p>
+    <w:p>
+      <w:pPr>
+        <w:spacing w:after="40" w:before="0"/>
+      </w:pPr>
+      <w:r>
+        <w:rPr>
+          <w:b/>
+          <w:bCs/>
+        </w:rPr>
+        <w:t xml:space="preserve">8. A. 6 blocks</w:t>
       </w:r>
     </w:p>
     <w:p>
@@ -1667,7 +1581,7 @@
         <w:spacing w:after="20" w:before="0"/>
       </w:pPr>
       <w:r>
-        <w:t xml:space="preserve">     Same y = 5, so the segment is horizontal. The points are on opposite sides of zero, so add the absolute values: |-4| + |3| = 4 + 3 = 7 blocks.</w:t>
+        <w:t xml:space="preserve">     Same x = 2, so the segment is vertical. Distance = |9 - 3| = 6 blocks.</w:t>
       </w:r>
     </w:p>
     <w:p>
@@ -1679,19 +1593,19 @@
           <w:i/>
           <w:iCs/>
         </w:rPr>
-        <w:t xml:space="preserve">     Watch for: A common mistake in Distance on the Coordinate Plane is skipping the key idea: "If points are on the same side of zero, subtract; if they are on opposite sides of zero, add the absolute values." — always check your work against this rule before you submit.</w:t>
-      </w:r>
-    </w:p>
-    <w:p>
-      <w:pPr>
-        <w:spacing w:after="40" w:before="0"/>
-      </w:pPr>
-      <w:r>
-        <w:rPr>
-          <w:b/>
-          <w:bCs/>
-        </w:rPr>
-        <w:t xml:space="preserve">8. B. 5 blocks</w:t>
+        <w:t xml:space="preserve">     Watch for: A common mistake in Distance on the Coordinate Plane is subtracting the coordinates as if both points were on the same side of zero, instead of adding their absolute values when the points are on opposite sides. For example, to find the distance between (-6, 3) and (2, 3), a student might subtract 6 − 2 = 4, but since -6 and 2 are on opposite sides of zero, the absolute values must be added instead: |-6| + |2| = 6 + 2 = 8. The correct distance is 8 units, not 4. Before you submit, ask: 'Are these two points on opposite sides of zero — and if so, did I add the absolute values instead of subtracting?'</w:t>
+      </w:r>
+    </w:p>
+    <w:p>
+      <w:pPr>
+        <w:spacing w:after="40" w:before="0"/>
+      </w:pPr>
+      <w:r>
+        <w:rPr>
+          <w:b/>
+          <w:bCs/>
+        </w:rPr>
+        <w:t xml:space="preserve">9. B. 7 blocks</w:t>
       </w:r>
     </w:p>
     <w:p>
@@ -1699,7 +1613,7 @@
         <w:spacing w:after="20" w:before="0"/>
       </w:pPr>
       <w:r>
-        <w:t xml:space="preserve">     Same x = -2, so the segment is vertical. The points are on opposite sides of zero: |1| + |-4| = 1 + 4 = 5 blocks.</w:t>
+        <w:t xml:space="preserve">     Same y = 5, so the segment is horizontal. The points are on opposite sides of zero, so add the absolute values: |-4| + |3| = 4 + 3 = 7 blocks.</w:t>
       </w:r>
     </w:p>
     <w:p>
@@ -1711,19 +1625,19 @@
           <w:i/>
           <w:iCs/>
         </w:rPr>
-        <w:t xml:space="preserve">     Watch for: A common mistake in Distance on the Coordinate Plane is skipping the key idea: "If points are on the same side of zero, subtract; if they are on opposite sides of zero, add the absolute values." — always check your work against this rule before you submit.</w:t>
-      </w:r>
-    </w:p>
-    <w:p>
-      <w:pPr>
-        <w:spacing w:after="40" w:before="0"/>
-      </w:pPr>
-      <w:r>
-        <w:rPr>
-          <w:b/>
-          <w:bCs/>
-        </w:rPr>
-        <w:t xml:space="preserve">9. Matches:</w:t>
+        <w:t xml:space="preserve">     Watch for: A common mistake in Distance on the Coordinate Plane is subtracting the coordinates as if both points were on the same side of zero, instead of adding their absolute values when the points are on opposite sides. For example, to find the distance between (-6, 3) and (2, 3), a student might subtract 6 − 2 = 4, but since -6 and 2 are on opposite sides of zero, the absolute values must be added instead: |-6| + |2| = 6 + 2 = 8. The correct distance is 8 units, not 4. Before you submit, ask: 'Are these two points on opposite sides of zero — and if so, did I add the absolute values instead of subtracting?'</w:t>
+      </w:r>
+    </w:p>
+    <w:p>
+      <w:pPr>
+        <w:spacing w:after="40" w:before="0"/>
+      </w:pPr>
+      <w:r>
+        <w:rPr>
+          <w:b/>
+          <w:bCs/>
+        </w:rPr>
+        <w:t xml:space="preserve">10. B. 5 blocks</w:t>
       </w:r>
     </w:p>
     <w:p>
@@ -1731,91 +1645,19 @@
         <w:spacing w:after="20" w:before="0"/>
       </w:pPr>
       <w:r>
-        <w:t xml:space="preserve">     Subway (1, 6) to Tower (8, 6) → 7 blocks</w:t>
-      </w:r>
-    </w:p>
-    <w:p>
-      <w:pPr>
-        <w:spacing w:after="20" w:before="0"/>
-      </w:pPr>
-      <w:r>
-        <w:t xml:space="preserve">     Market (-3, -1) to Stadium (-3, 7) → 8 blocks</w:t>
-      </w:r>
-    </w:p>
-    <w:p>
-      <w:pPr>
-        <w:spacing w:after="20" w:before="0"/>
-      </w:pPr>
-      <w:r>
-        <w:t xml:space="preserve">     Bank (2, 3) to Library (2, 9) → 6 blocks</w:t>
-      </w:r>
-    </w:p>
-    <w:p>
-      <w:pPr>
-        <w:spacing w:after="20" w:before="0"/>
-      </w:pPr>
-      <w:r>
-        <w:t xml:space="preserve">     Café (-2, 1) to Gym (-2, -4) → 5 blocks</w:t>
-      </w:r>
-    </w:p>
-    <w:p>
-      <w:pPr>
-        <w:spacing w:after="40" w:before="0"/>
-      </w:pPr>
-      <w:r>
-        <w:t xml:space="preserve"/>
-      </w:r>
-    </w:p>
-    <w:p>
-      <w:pPr>
-        <w:spacing w:after="40" w:before="0"/>
-      </w:pPr>
-      <w:r>
-        <w:rPr>
-          <w:b/>
-          <w:bCs/>
-        </w:rPr>
-        <w:t xml:space="preserve">10. Correct groups:</w:t>
-      </w:r>
-    </w:p>
-    <w:p>
-      <w:pPr>
-        <w:spacing w:after="20" w:before="0"/>
-      </w:pPr>
-      <w:r>
-        <w:t xml:space="preserve">     School (2, 3) to Library (2, 9) → Same side of zero — subtract</w:t>
-      </w:r>
-    </w:p>
-    <w:p>
-      <w:pPr>
-        <w:spacing w:after="20" w:before="0"/>
-      </w:pPr>
-      <w:r>
-        <w:t xml:space="preserve">     Subway (1, 6) to Tower (8, 6) → Same side of zero — subtract</w:t>
-      </w:r>
-    </w:p>
-    <w:p>
-      <w:pPr>
-        <w:spacing w:after="20" w:before="0"/>
-      </w:pPr>
-      <w:r>
-        <w:t xml:space="preserve">     Park (-4, 5) to City Hall (3, 5) → Opposite sides of zero — add absolute values</w:t>
-      </w:r>
-    </w:p>
-    <w:p>
-      <w:pPr>
-        <w:spacing w:after="20" w:before="0"/>
-      </w:pPr>
-      <w:r>
-        <w:t xml:space="preserve">     Café (-2, 1) to Gym (-2, -4) → Opposite sides of zero — add absolute values</w:t>
-      </w:r>
-    </w:p>
-    <w:p>
-      <w:pPr>
-        <w:spacing w:after="40" w:before="0"/>
-      </w:pPr>
-      <w:r>
-        <w:t xml:space="preserve"/>
+        <w:t xml:space="preserve">     Same x = -2, so the segment is vertical. The points are on opposite sides of zero: |1| + |-4| = 1 + 4 = 5 blocks.</w:t>
+      </w:r>
+    </w:p>
+    <w:p>
+      <w:pPr>
+        <w:spacing w:after="80" w:before="0"/>
+      </w:pPr>
+      <w:r>
+        <w:rPr>
+          <w:i/>
+          <w:iCs/>
+        </w:rPr>
+        <w:t xml:space="preserve">     Watch for: A common mistake in Distance on the Coordinate Plane is subtracting the coordinates as if both points were on the same side of zero, instead of adding their absolute values when the points are on opposite sides. For example, to find the distance between (-6, 3) and (2, 3), a student might subtract 6 − 2 = 4, but since -6 and 2 are on opposite sides of zero, the absolute values must be added instead: |-6| + |2| = 6 + 2 = 8. The correct distance is 8 units, not 4. Before you submit, ask: 'Are these two points on opposite sides of zero — and if so, did I add the absolute values instead of subtracting?'</w:t>
       </w:r>
     </w:p>
     <w:sectPr>
